--- a/Knowledge/3-Work knowledge/1-Software Engineering/2-General Technologies/9-Databases/5-My Source/1-Intro to Databases/3-Database Management System components/9-Concurrency Control Manager.docx
+++ b/Knowledge/3-Work knowledge/1-Software Engineering/2-General Technologies/9-Databases/5-My Source/1-Intro to Databases/3-Database Management System components/9-Concurrency Control Manager.docx
@@ -31,6 +31,7 @@
       </w:pPr>
       <w:r>
         <w:rPr>
+          <w:rFonts w:ascii="Arial" w:hAnsi="Arial" w:eastAsia="Arial"/>
           <w:b/>
           <w:color w:val="000000"/>
           <w:sz w:val="18"/>
@@ -40,6 +41,7 @@
       </w:r>
       <w:r>
         <w:rPr>
+          <w:rFonts w:ascii="Arial" w:hAnsi="Arial" w:eastAsia="Arial"/>
           <w:color w:val="000000"/>
           <w:sz w:val="18"/>
           <w:highlight w:val="lightGray"/>
@@ -48,6 +50,7 @@
       </w:r>
       <w:r>
         <w:rPr>
+          <w:rFonts w:ascii="Arial" w:hAnsi="Arial" w:eastAsia="Arial"/>
           <w:b/>
           <w:color w:val="000000"/>
           <w:sz w:val="18"/>
@@ -57,6 +60,7 @@
       </w:r>
       <w:r>
         <w:rPr>
+          <w:rFonts w:ascii="Arial" w:hAnsi="Arial" w:eastAsia="Arial"/>
           <w:color w:val="000000"/>
           <w:sz w:val="18"/>
           <w:highlight w:val="lightGray"/>
@@ -65,6 +69,7 @@
       </w:r>
       <w:r>
         <w:rPr>
+          <w:rFonts w:ascii="Arial" w:hAnsi="Arial" w:eastAsia="Arial"/>
           <w:b/>
           <w:color w:val="000000"/>
           <w:sz w:val="18"/>
@@ -74,6 +79,7 @@
       </w:r>
       <w:r>
         <w:rPr>
+          <w:rFonts w:ascii="Arial" w:hAnsi="Arial" w:eastAsia="Arial"/>
           <w:color w:val="000000"/>
           <w:sz w:val="18"/>
           <w:highlight w:val="lightGray"/>
@@ -213,6 +219,7 @@
       </w:pPr>
       <w:r>
         <w:rPr>
+          <w:rFonts w:ascii="Arial" w:hAnsi="Arial" w:eastAsia="Arial"/>
           <w:b/>
           <w:color w:val="000000"/>
           <w:sz w:val="18"/>
@@ -222,6 +229,7 @@
       </w:r>
       <w:r>
         <w:rPr>
+          <w:rFonts w:ascii="Arial" w:hAnsi="Arial" w:eastAsia="Arial"/>
           <w:color w:val="000000"/>
           <w:sz w:val="18"/>
           <w:highlight w:val="lightGray"/>
@@ -230,6 +238,7 @@
       </w:r>
       <w:r>
         <w:rPr>
+          <w:rFonts w:ascii="Arial" w:hAnsi="Arial" w:eastAsia="Arial"/>
           <w:b/>
           <w:color w:val="000000"/>
           <w:sz w:val="18"/>
@@ -239,6 +248,7 @@
       </w:r>
       <w:r>
         <w:rPr>
+          <w:rFonts w:ascii="Arial" w:hAnsi="Arial" w:eastAsia="Arial"/>
           <w:color w:val="000000"/>
           <w:sz w:val="18"/>
           <w:highlight w:val="lightGray"/>
@@ -247,6 +257,7 @@
       </w:r>
       <w:r>
         <w:rPr>
+          <w:rFonts w:ascii="Arial" w:hAnsi="Arial" w:eastAsia="Arial"/>
           <w:b/>
           <w:color w:val="000000"/>
           <w:sz w:val="18"/>
@@ -256,6 +267,7 @@
       </w:r>
       <w:r>
         <w:rPr>
+          <w:rFonts w:ascii="Arial" w:hAnsi="Arial" w:eastAsia="Arial"/>
           <w:color w:val="000000"/>
           <w:sz w:val="18"/>
           <w:highlight w:val="lightGray"/>
@@ -533,6 +545,7 @@
       </w:pPr>
       <w:r>
         <w:rPr>
+          <w:rFonts w:ascii="Arial" w:hAnsi="Arial" w:eastAsia="Arial"/>
           <w:b/>
           <w:color w:val="000000"/>
           <w:sz w:val="18"/>
@@ -542,6 +555,7 @@
       </w:r>
       <w:r>
         <w:rPr>
+          <w:rFonts w:ascii="Arial" w:hAnsi="Arial" w:eastAsia="Arial"/>
           <w:color w:val="000000"/>
           <w:sz w:val="18"/>
           <w:highlight w:val="lightGray"/>
@@ -550,6 +564,7 @@
       </w:r>
       <w:r>
         <w:rPr>
+          <w:rFonts w:ascii="Arial" w:hAnsi="Arial" w:eastAsia="Arial"/>
           <w:b/>
           <w:color w:val="000000"/>
           <w:sz w:val="18"/>
@@ -559,6 +574,7 @@
       </w:r>
       <w:r>
         <w:rPr>
+          <w:rFonts w:ascii="Arial" w:hAnsi="Arial" w:eastAsia="Arial"/>
           <w:color w:val="000000"/>
           <w:sz w:val="18"/>
           <w:highlight w:val="lightGray"/>
@@ -567,6 +583,7 @@
       </w:r>
       <w:r>
         <w:rPr>
+          <w:rFonts w:ascii="Arial" w:hAnsi="Arial" w:eastAsia="Arial"/>
           <w:b/>
           <w:color w:val="000000"/>
           <w:sz w:val="18"/>
@@ -576,6 +593,7 @@
       </w:r>
       <w:r>
         <w:rPr>
+          <w:rFonts w:ascii="Arial" w:hAnsi="Arial" w:eastAsia="Arial"/>
           <w:color w:val="000000"/>
           <w:sz w:val="18"/>
           <w:highlight w:val="lightGray"/>
@@ -1064,6 +1082,7 @@
       </w:pPr>
       <w:r>
         <w:rPr>
+          <w:rFonts w:ascii="Arial" w:hAnsi="Arial" w:eastAsia="Arial"/>
           <w:b/>
           <w:color w:val="000000"/>
           <w:sz w:val="18"/>
@@ -1073,6 +1092,7 @@
       </w:r>
       <w:r>
         <w:rPr>
+          <w:rFonts w:ascii="Arial" w:hAnsi="Arial" w:eastAsia="Arial"/>
           <w:color w:val="000000"/>
           <w:sz w:val="18"/>
           <w:highlight w:val="lightGray"/>
@@ -1081,6 +1101,7 @@
       </w:r>
       <w:r>
         <w:rPr>
+          <w:rFonts w:ascii="Arial" w:hAnsi="Arial" w:eastAsia="Arial"/>
           <w:b/>
           <w:color w:val="000000"/>
           <w:sz w:val="18"/>
@@ -1090,6 +1111,7 @@
       </w:r>
       <w:r>
         <w:rPr>
+          <w:rFonts w:ascii="Arial" w:hAnsi="Arial" w:eastAsia="Arial"/>
           <w:color w:val="000000"/>
           <w:sz w:val="18"/>
           <w:highlight w:val="lightGray"/>
@@ -1098,6 +1120,7 @@
       </w:r>
       <w:r>
         <w:rPr>
+          <w:rFonts w:ascii="Arial" w:hAnsi="Arial" w:eastAsia="Arial"/>
           <w:b/>
           <w:color w:val="000000"/>
           <w:sz w:val="18"/>
@@ -1107,6 +1130,7 @@
       </w:r>
       <w:r>
         <w:rPr>
+          <w:rFonts w:ascii="Arial" w:hAnsi="Arial" w:eastAsia="Arial"/>
           <w:color w:val="000000"/>
           <w:sz w:val="18"/>
           <w:highlight w:val="lightGray"/>
@@ -1532,6 +1556,7 @@
       </w:pPr>
       <w:r>
         <w:rPr>
+          <w:rFonts w:ascii="Arial" w:hAnsi="Arial" w:eastAsia="Arial"/>
           <w:b/>
           <w:color w:val="000000"/>
           <w:sz w:val="18"/>
@@ -1541,6 +1566,7 @@
       </w:r>
       <w:r>
         <w:rPr>
+          <w:rFonts w:ascii="Arial" w:hAnsi="Arial" w:eastAsia="Arial"/>
           <w:color w:val="000000"/>
           <w:sz w:val="18"/>
           <w:highlight w:val="lightGray"/>
@@ -1549,6 +1575,7 @@
       </w:r>
       <w:r>
         <w:rPr>
+          <w:rFonts w:ascii="Arial" w:hAnsi="Arial" w:eastAsia="Arial"/>
           <w:b/>
           <w:color w:val="000000"/>
           <w:sz w:val="18"/>
@@ -1558,6 +1585,7 @@
       </w:r>
       <w:r>
         <w:rPr>
+          <w:rFonts w:ascii="Arial" w:hAnsi="Arial" w:eastAsia="Arial"/>
           <w:color w:val="000000"/>
           <w:sz w:val="18"/>
           <w:highlight w:val="lightGray"/>
@@ -1566,6 +1594,7 @@
       </w:r>
       <w:r>
         <w:rPr>
+          <w:rFonts w:ascii="Arial" w:hAnsi="Arial" w:eastAsia="Arial"/>
           <w:b/>
           <w:color w:val="000000"/>
           <w:sz w:val="18"/>
@@ -1575,6 +1604,7 @@
       </w:r>
       <w:r>
         <w:rPr>
+          <w:rFonts w:ascii="Arial" w:hAnsi="Arial" w:eastAsia="Arial"/>
           <w:color w:val="000000"/>
           <w:sz w:val="18"/>
           <w:highlight w:val="lightGray"/>
@@ -1976,6 +2006,7 @@
       </w:pPr>
       <w:r>
         <w:rPr>
+          <w:rFonts w:ascii="Arial" w:hAnsi="Arial" w:eastAsia="Arial"/>
           <w:b/>
           <w:color w:val="000000"/>
           <w:sz w:val="18"/>
@@ -1985,6 +2016,7 @@
       </w:r>
       <w:r>
         <w:rPr>
+          <w:rFonts w:ascii="Arial" w:hAnsi="Arial" w:eastAsia="Arial"/>
           <w:color w:val="000000"/>
           <w:sz w:val="18"/>
           <w:highlight w:val="lightGray"/>
@@ -1993,6 +2025,7 @@
       </w:r>
       <w:r>
         <w:rPr>
+          <w:rFonts w:ascii="Arial" w:hAnsi="Arial" w:eastAsia="Arial"/>
           <w:b/>
           <w:color w:val="000000"/>
           <w:sz w:val="18"/>
@@ -2002,6 +2035,7 @@
       </w:r>
       <w:r>
         <w:rPr>
+          <w:rFonts w:ascii="Arial" w:hAnsi="Arial" w:eastAsia="Arial"/>
           <w:color w:val="000000"/>
           <w:sz w:val="18"/>
           <w:highlight w:val="lightGray"/>
@@ -2010,6 +2044,7 @@
       </w:r>
       <w:r>
         <w:rPr>
+          <w:rFonts w:ascii="Arial" w:hAnsi="Arial" w:eastAsia="Arial"/>
           <w:b/>
           <w:color w:val="000000"/>
           <w:sz w:val="18"/>
@@ -2019,6 +2054,7 @@
       </w:r>
       <w:r>
         <w:rPr>
+          <w:rFonts w:ascii="Arial" w:hAnsi="Arial" w:eastAsia="Arial"/>
           <w:color w:val="000000"/>
           <w:sz w:val="18"/>
           <w:highlight w:val="lightGray"/>
@@ -2230,6 +2266,7 @@
       </w:pPr>
       <w:r>
         <w:rPr>
+          <w:rFonts w:ascii="Arial" w:hAnsi="Arial" w:eastAsia="Arial"/>
           <w:b/>
           <w:color w:val="000000"/>
           <w:sz w:val="18"/>
@@ -2239,6 +2276,7 @@
       </w:r>
       <w:r>
         <w:rPr>
+          <w:rFonts w:ascii="Arial" w:hAnsi="Arial" w:eastAsia="Arial"/>
           <w:color w:val="000000"/>
           <w:sz w:val="18"/>
           <w:highlight w:val="lightGray"/>
@@ -2247,6 +2285,7 @@
       </w:r>
       <w:r>
         <w:rPr>
+          <w:rFonts w:ascii="Arial" w:hAnsi="Arial" w:eastAsia="Arial"/>
           <w:b/>
           <w:color w:val="000000"/>
           <w:sz w:val="18"/>
@@ -2256,6 +2295,7 @@
       </w:r>
       <w:r>
         <w:rPr>
+          <w:rFonts w:ascii="Arial" w:hAnsi="Arial" w:eastAsia="Arial"/>
           <w:color w:val="000000"/>
           <w:sz w:val="18"/>
           <w:highlight w:val="lightGray"/>
@@ -2264,6 +2304,7 @@
       </w:r>
       <w:r>
         <w:rPr>
+          <w:rFonts w:ascii="Arial" w:hAnsi="Arial" w:eastAsia="Arial"/>
           <w:b/>
           <w:color w:val="000000"/>
           <w:sz w:val="18"/>
@@ -2273,6 +2314,7 @@
       </w:r>
       <w:r>
         <w:rPr>
+          <w:rFonts w:ascii="Arial" w:hAnsi="Arial" w:eastAsia="Arial"/>
           <w:color w:val="000000"/>
           <w:sz w:val="18"/>
           <w:highlight w:val="lightGray"/>
@@ -2663,6 +2705,7 @@
       </w:pPr>
       <w:r>
         <w:rPr>
+          <w:rFonts w:ascii="Arial" w:hAnsi="Arial" w:eastAsia="Arial"/>
           <w:b/>
           <w:color w:val="000000"/>
           <w:sz w:val="18"/>
@@ -2672,6 +2715,7 @@
       </w:r>
       <w:r>
         <w:rPr>
+          <w:rFonts w:ascii="Arial" w:hAnsi="Arial" w:eastAsia="Arial"/>
           <w:color w:val="000000"/>
           <w:sz w:val="18"/>
           <w:highlight w:val="lightGray"/>
@@ -2680,6 +2724,7 @@
       </w:r>
       <w:r>
         <w:rPr>
+          <w:rFonts w:ascii="Arial" w:hAnsi="Arial" w:eastAsia="Arial"/>
           <w:b/>
           <w:color w:val="000000"/>
           <w:sz w:val="18"/>
@@ -2689,6 +2734,7 @@
       </w:r>
       <w:r>
         <w:rPr>
+          <w:rFonts w:ascii="Arial" w:hAnsi="Arial" w:eastAsia="Arial"/>
           <w:color w:val="000000"/>
           <w:sz w:val="18"/>
           <w:highlight w:val="lightGray"/>
@@ -2697,6 +2743,7 @@
       </w:r>
       <w:r>
         <w:rPr>
+          <w:rFonts w:ascii="Arial" w:hAnsi="Arial" w:eastAsia="Arial"/>
           <w:b/>
           <w:color w:val="000000"/>
           <w:sz w:val="18"/>
@@ -2706,6 +2753,7 @@
       </w:r>
       <w:r>
         <w:rPr>
+          <w:rFonts w:ascii="Arial" w:hAnsi="Arial" w:eastAsia="Arial"/>
           <w:color w:val="000000"/>
           <w:sz w:val="18"/>
           <w:highlight w:val="lightGray"/>

--- a/Knowledge/3-Work knowledge/1-Software Engineering/2-General Technologies/9-Databases/5-My Source/1-Intro to Databases/3-Database Management System components/9-Concurrency Control Manager.docx
+++ b/Knowledge/3-Work knowledge/1-Software Engineering/2-General Technologies/9-Databases/5-My Source/1-Intro to Databases/3-Database Management System components/9-Concurrency Control Manager.docx
@@ -9,6 +9,9 @@
       <w:bookmarkStart w:id="0" w:name="_fdj1bchadswq" w:colFirst="0" w:colLast="0"/>
       <w:bookmarkEnd w:id="0"/>
       <w:r>
+        <w:rPr>
+          <w:rFonts w:ascii="Calibri Light" w:hAnsi="Calibri Light" w:eastAsia="Calibri Light"/>
+        </w:rPr>
         <w:t>Concurrency Control Manager</w:t>
       </w:r>
     </w:p>
@@ -22,6 +25,9 @@
       <w:bookmarkStart w:id="1" w:name="_s7d3mgov7g9d" w:colFirst="0" w:colLast="0"/>
       <w:bookmarkEnd w:id="1"/>
       <w:r>
+        <w:rPr>
+          <w:rFonts w:ascii="Calibri Light" w:hAnsi="Calibri Light" w:eastAsia="Calibri Light"/>
+        </w:rPr>
         <w:t>🔁 What Is a Concurrency Control Manager in a DBMS?</w:t>
       </w:r>
     </w:p>
@@ -205,6 +211,7 @@
       <w:bookmarkEnd w:id="2"/>
       <w:r>
         <w:rPr>
+          <w:rFonts w:ascii="Calibri Light" w:hAnsi="Calibri Light" w:eastAsia="Calibri Light"/>
           <w:b/>
           <w:bCs/>
           <w:sz w:val="34"/>
@@ -531,6 +538,7 @@
       <w:bookmarkEnd w:id="3"/>
       <w:r>
         <w:rPr>
+          <w:rFonts w:ascii="Calibri Light" w:hAnsi="Calibri Light" w:eastAsia="Calibri Light"/>
           <w:b/>
           <w:bCs/>
           <w:sz w:val="34"/>
@@ -1068,6 +1076,7 @@
       <w:bookmarkEnd w:id="4"/>
       <w:r>
         <w:rPr>
+          <w:rFonts w:ascii="Calibri Light" w:hAnsi="Calibri Light" w:eastAsia="Calibri Light"/>
           <w:b/>
           <w:bCs/>
           <w:sz w:val="34"/>
@@ -1542,6 +1551,7 @@
       <w:bookmarkEnd w:id="5"/>
       <w:r>
         <w:rPr>
+          <w:rFonts w:ascii="Calibri Light" w:hAnsi="Calibri Light" w:eastAsia="Calibri Light"/>
           <w:b/>
           <w:bCs/>
           <w:sz w:val="34"/>
@@ -1992,6 +2002,7 @@
       <w:bookmarkEnd w:id="6"/>
       <w:r>
         <w:rPr>
+          <w:rFonts w:ascii="Calibri Light" w:hAnsi="Calibri Light" w:eastAsia="Calibri Light"/>
           <w:b/>
           <w:bCs/>
           <w:sz w:val="34"/>
@@ -2252,6 +2263,7 @@
       <w:bookmarkEnd w:id="7"/>
       <w:r>
         <w:rPr>
+          <w:rFonts w:ascii="Calibri Light" w:hAnsi="Calibri Light" w:eastAsia="Calibri Light"/>
           <w:b/>
           <w:bCs/>
           <w:sz w:val="34"/>
@@ -2696,6 +2708,9 @@
       <w:bookmarkStart w:id="8" w:name="_tg92gxm9hy4a" w:colFirst="0" w:colLast="0"/>
       <w:bookmarkEnd w:id="8"/>
       <w:r>
+        <w:rPr>
+          <w:rFonts w:ascii="Calibri Light" w:hAnsi="Calibri Light" w:eastAsia="Calibri Light"/>
+        </w:rPr>
         <w:t>📌 Summary</w:t>
       </w:r>
     </w:p>
